--- a/04_Informes_Diarios/2026-08-21_Monitor_Diario_Mercados.docx
+++ b/04_Informes_Diarios/2026-08-21_Monitor_Diario_Mercados.docx
@@ -4795,7 +4795,7 @@
         <w:color w:val="64748B"/>
         <w:sz w:val="15"/>
       </w:rPr>
-      <w:t>Federico Agustín Chillón · Lead Macro &amp; Financial Strategist · FCE UNCUYO</w:t>
+      <w:t>Federico Agustín Chillón · Investigador · Cs. Económicas UNCUYO · FCE UNCUYO</w:t>
       <w:tab/>
       <w:tab/>
       <w:t>Monitor Flash Diario</w:t>
